--- a/7 семестр/Web-программирование/lab1/ЛР1_Веб_Лаврешин.docx
+++ b/7 семестр/Web-программирование/lab1/ЛР1_Веб_Лаврешин.docx
@@ -240,7 +240,7 @@
               <w:rPr>
                 <w:rFonts w:ascii="Times New Roman" w:hAnsi="Times New Roman" w:cs="Times New Roman"/>
               </w:rPr>
-              <w:t>доцент, канд. техн. наук</w:t>
+              <w:t>ассистент</w:t>
             </w:r>
           </w:p>
         </w:tc>
@@ -303,38 +303,33 @@
               <w:rPr>
                 <w:rFonts w:ascii="Times New Roman" w:hAnsi="Times New Roman" w:cs="Times New Roman"/>
               </w:rPr>
-              <w:t>Е</w:t>
+              <w:t>В. В. Жукалин</w:t>
             </w:r>
             <w:r>
               <w:rPr>
                 <w:rFonts w:ascii="Times New Roman" w:hAnsi="Times New Roman" w:cs="Times New Roman"/>
               </w:rPr>
-              <w:t>.</w:t>
             </w:r>
             <w:r>
               <w:rPr>
                 <w:rFonts w:ascii="Times New Roman" w:hAnsi="Times New Roman" w:cs="Times New Roman"/>
                 <w:lang w:val="en-US"/>
               </w:rPr>
-              <w:t xml:space="preserve"> </w:t>
             </w:r>
             <w:r>
               <w:rPr>
                 <w:rFonts w:ascii="Times New Roman" w:hAnsi="Times New Roman" w:cs="Times New Roman"/>
               </w:rPr>
-              <w:t>Л</w:t>
             </w:r>
             <w:r>
               <w:rPr>
                 <w:rFonts w:ascii="Times New Roman" w:hAnsi="Times New Roman" w:cs="Times New Roman"/>
               </w:rPr>
-              <w:t xml:space="preserve">. </w:t>
             </w:r>
             <w:r>
               <w:rPr>
                 <w:rFonts w:ascii="Times New Roman" w:hAnsi="Times New Roman" w:cs="Times New Roman"/>
               </w:rPr>
-              <w:t>Турнецкая</w:t>
             </w:r>
           </w:p>
         </w:tc>
